--- a/materiais/HIDRO_Publicos_Diversos.docx
+++ b/materiais/HIDRO_Publicos_Diversos.docx
@@ -6546,6 +6546,14 @@
           <w:szCs w:val="18"/>
         </w:rPr>
         <w:t xml:space="preserve">Material do projeto HIDRO: Redução de Riscos. Autoria: Antonio Idêrlian Pereira de Sousa. Contato: antonioiderlian@outlook.com | antoniosousa@ufgd.edu.br.</w:t>
+      </w:r>
+      <w:r>
+        <w:rPr>
+          <w:rFonts w:ascii="Calibri" w:hAnsi="Calibri"/>
+          <w:color w:val="4A5A73"/>
+          <w:sz w:val="18"/>
+        </w:rPr>
+        <w:t xml:space="preserve"> Programa de computador registrado no INPI sob o processo nº BR 51 2026 009207-8, titularidade da UFGD.</w:t>
       </w:r>
     </w:p>
     <w:sectPr>
